--- a/druki/kacik-dyrektora/word/Kacik_Dyrektora_Nadzor_PCTP.docx
+++ b/druki/kacik-dyrektora/word/Kacik_Dyrektora_Nadzor_PCTP.docx
@@ -661,7 +661,7 @@
                 <w:sz w:val="12"/>
                 <w:szCs w:val="12"/>
               </w:rPr>
-              <w:t xml:space="preserve"> Ustawa z dnia 14 grudnia 2016 r. — Prawo oświatowe (t.j. Dz.U. z 2024 r. poz. 737, z późn. zm.): </w:t>
+              <w:t xml:space="preserve"> Ustawa z dnia 14 grudnia 2016 r. — Prawo oświatowe (t.j. Dz.U. z 2026 r. poz. 820, z późn. zm.): </w:t>
             </w:r>
             <w:r>
               <w:rPr>
@@ -801,7 +801,7 @@
                 <w:sz w:val="12"/>
                 <w:szCs w:val="12"/>
               </w:rPr>
-              <w:t xml:space="preserve"> (t.j. Dz.U. z 2020 r. poz. 1551, z późn. zm.): </w:t>
+              <w:t xml:space="preserve"> (t.j. Dz.U. z 2024 r. poz. 15, z późn. zm.): </w:t>
             </w:r>
             <w:r>
               <w:rPr>
@@ -2951,7 +2951,7 @@
                 <w:sz w:val="14"/>
                 <w:szCs w:val="14"/>
               </w:rPr>
-              <w:t xml:space="preserve">Edukacja zdrowotna — promowanie zdrowego stylu życia, aktywności ruchowej oraz przygotowanie do odpowiedzialnych zachowań prozdrowotnych i udzielania pierwszej pomocy</w:t>
+              <w:t xml:space="preserve">Edukacja zdrowotna w szkole — promowanie zdrowego stylu życia, aktywności ruchowej oraz przygotowanie uczniów do odpowiedzialnych zachowań prozdrowotnych i udzielania pierwszej pomocy</w:t>
             </w:r>
           </w:p>
         </w:tc>
@@ -3088,7 +3088,7 @@
                 <w:sz w:val="14"/>
                 <w:szCs w:val="14"/>
               </w:rPr>
-              <w:t xml:space="preserve">Promowanie higieny cyfrowej i aktywności off-line — bezpieczne poruszanie się w sieci, krytyczne myślenie, odpowiedzialne korzystanie ze sztucznej inteligencji</w:t>
+              <w:t xml:space="preserve">Promowanie higieny cyfrowej i aktywności off-line. Rozwijanie umiejętności bezpiecznego poruszania się w sieci i krytycznego myślenia, w tym odpowiedzialnego korzystania ze sztucznej inteligencji, a także korzystania z funkcjonalności i zasobów Zintegrowanej Platformy Edukacyjnej</w:t>
             </w:r>
           </w:p>
         </w:tc>
@@ -3225,7 +3225,7 @@
                 <w:sz w:val="14"/>
                 <w:szCs w:val="14"/>
               </w:rPr>
-              <w:t xml:space="preserve">Rozpoznawanie potrzeb dzieci i młodzieży z wykorzystaniem oceny funkcjonowania w środowisku przedszkolnym i szkolnym</w:t>
+              <w:t xml:space="preserve">Rozpoznawanie potrzeb dzieci i młodzieży z wykorzystaniem oceny funkcjonowania w środowisku przedszkolnym i szkolnym. Wspieranie przedszkoli i szkół w zakresie współpracy z rodzicami w procesie edukacji, pomocy psychologiczno-pedagogicznej i wychowania w celu zapewnienia spójności i skuteczności wsparcia udzielanego każdemu dziecku</w:t>
             </w:r>
           </w:p>
         </w:tc>
@@ -3362,7 +3362,7 @@
                 <w:sz w:val="14"/>
                 <w:szCs w:val="14"/>
               </w:rPr>
-              <w:t xml:space="preserve">Wspieranie przedszkoli i szkół w zakresie współpracy z rodzicami w procesie edukacji, pomocy psychologiczno-pedagogicznej i wychowania</w:t>
+              <w:t xml:space="preserve">Profilaktyka uzależnień behawioralnych i przeciwdziałanie przemocy rówieśniczej. Wspieranie zdrowia psychicznego dzieci i młodzieży oraz udzielanie pomocy w kryzysach psychicznych</w:t>
             </w:r>
           </w:p>
         </w:tc>
@@ -3499,7 +3499,7 @@
                 <w:sz w:val="14"/>
                 <w:szCs w:val="14"/>
               </w:rPr>
-              <w:t xml:space="preserve">Profilaktyka uzależnień behawioralnych i przeciwdziałanie przemocy rówieśniczej; wspieranie zdrowia psychicznego oraz pomoc w kryzysach psychicznych</w:t>
+              <w:t xml:space="preserve">Wspieranie podejmowania świadomych decyzji edukacyjno-zawodowych, ze szczególnym uwzględnieniem doradztwa zawodowego i promocji kształcenia zawodowego. Upowszechnienie nowej oferty kształcenia zawodowego wypracowanej z branżami</w:t>
             </w:r>
           </w:p>
         </w:tc>
@@ -3636,7 +3636,7 @@
                 <w:sz w:val="14"/>
                 <w:szCs w:val="14"/>
               </w:rPr>
-              <w:t xml:space="preserve">Wspieranie podejmowania świadomych decyzji edukacyjno-zawodowych</w:t>
+              <w:t xml:space="preserve">Wspieranie ciekawości i aktywności poznawczej uczniów poprzez promowanie kształcenia interdyscyplinarnego i pracy projektowej oraz wykorzystywanie oceniania kształtującego i informacji zwrotnej w pracy z uczniem</w:t>
             </w:r>
           </w:p>
         </w:tc>
@@ -3863,7 +3863,7 @@
                 <w:sz w:val="13"/>
                 <w:szCs w:val="13"/>
               </w:rPr>
-              <w:t xml:space="preserve"> (wdrażanie nowej podstawy programowej), </w:t>
+              <w:t xml:space="preserve"> (wdrażanie nowej podstawy programowej) oraz </w:t>
             </w:r>
             <w:r>
               <w:rPr>
@@ -3891,35 +3891,7 @@
                 <w:sz w:val="13"/>
                 <w:szCs w:val="13"/>
               </w:rPr>
-              <w:t xml:space="preserve"> (ocena funkcjonowania — powiązany z oceną funkcjonalną od 1.09.2026 r.) i </w:t>
-            </w:r>
-            <w:r>
-              <w:rPr>
-                <w:rFonts w:ascii="Arial" w:cs="Arial" w:eastAsia="Arial" w:hAnsi="Arial"/>
-                <w:b/>
-                <w:bCs/>
-                <w:i w:val="false"/>
-                <w:iCs w:val="false"/>
-                <w:caps w:val="false"/>
-                <w:color w:val="221A3D"/>
-                <w:sz w:val="13"/>
-                <w:szCs w:val="13"/>
-              </w:rPr>
-              <w:t xml:space="preserve">6</w:t>
-            </w:r>
-            <w:r>
-              <w:rPr>
-                <w:rFonts w:ascii="Arial" w:cs="Arial" w:eastAsia="Arial" w:hAnsi="Arial"/>
-                <w:b w:val="false"/>
-                <w:bCs w:val="false"/>
-                <w:i w:val="false"/>
-                <w:iCs w:val="false"/>
-                <w:caps w:val="false"/>
-                <w:color w:val="221A3D"/>
-                <w:sz w:val="13"/>
-                <w:szCs w:val="13"/>
-              </w:rPr>
-              <w:t xml:space="preserve"> (współpraca z rodzicami) przekładają się wprost na zadania nadzoru w przedszkolu. Kierunek </w:t>
+              <w:t xml:space="preserve"> (ocena funkcjonowania i współpraca z rodzicami — powiązany z oceną funkcjonalną obowiązującą zasadniczo od 14.04.2026 r.) przekładają się wprost na zadania nadzoru w przedszkolu. Kierunek </w:t>
             </w:r>
             <w:r>
               <w:rPr>
@@ -7948,7 +7920,7 @@
                 <w:sz w:val="14"/>
                 <w:szCs w:val="14"/>
               </w:rPr>
-              <w:t xml:space="preserve">kierunek 6</w:t>
+              <w:t xml:space="preserve">kierunek 5</w:t>
             </w:r>
           </w:p>
         </w:tc>
@@ -15994,7 +15966,7 @@
                 <w:sz w:val="12"/>
                 <w:szCs w:val="12"/>
               </w:rPr>
-              <w:t xml:space="preserve"> art. 55 ust. 1 i 2 ustawy — Prawo oświatowe (t.j. Dz.U. z 2024 r. poz. 737, z późn. zm.) — nadzór polega na </w:t>
+              <w:t xml:space="preserve"> art. 55 ust. 1 i 2 ustawy — Prawo oświatowe (t.j. Dz.U. z 2026 r. poz. 820, z późn. zm.) — nadzór polega na </w:t>
             </w:r>
             <w:r>
               <w:rPr>
@@ -16050,7 +16022,7 @@
                 <w:sz w:val="12"/>
                 <w:szCs w:val="12"/>
               </w:rPr>
-              <w:t xml:space="preserve"> rozporządzenia MEN z dnia 25 sierpnia 2017 r. o nadzorze pedagogicznym (t.j. Dz.U. z 2020 r. poz. 1551, z późn. zm.) — obserwacja jako forma nadzoru i obowiązkowy </w:t>
+              <w:t xml:space="preserve"> rozporządzenia MEN z dnia 25 sierpnia 2017 r. o nadzorze pedagogicznym (t.j. Dz.U. z 2024 r. poz. 15, z późn. zm.) — obserwacja jako forma nadzoru i obowiązkowy </w:t>
             </w:r>
             <w:r>
               <w:rPr>
@@ -21112,7 +21084,7 @@
                 <w:sz w:val="12"/>
                 <w:szCs w:val="12"/>
               </w:rPr>
-              <w:t xml:space="preserve"> (t.j. Dz.U. z 2020 r. poz. 1551, z późn. zm.) — </w:t>
+              <w:t xml:space="preserve"> (t.j. Dz.U. z 2024 r. poz. 15, z późn. zm.) — </w:t>
             </w:r>
             <w:r>
               <w:rPr>
@@ -21196,7 +21168,7 @@
                 <w:sz w:val="12"/>
                 <w:szCs w:val="12"/>
               </w:rPr>
-              <w:t xml:space="preserve"> — tematykę i terminy kontroli określa plan nadzoru (druk DN-1). Art. 55 ust. 2 i art. 68 ust. 1 pkt 2 ustawy — Prawo oświatowe (t.j. Dz.U. z 2024 r. poz. 737, z późn. zm.).</w:t>
+              <w:t xml:space="preserve"> — tematykę i terminy kontroli określa plan nadzoru (druk DN-1). Art. 55 ust. 2 i art. 68 ust. 1 pkt 2 ustawy — Prawo oświatowe (t.j. Dz.U. z 2026 r. poz. 820, z późn. zm.).</w:t>
             </w:r>
           </w:p>
         </w:tc>
@@ -26019,7 +25991,7 @@
                 <w:sz w:val="12"/>
                 <w:szCs w:val="12"/>
               </w:rPr>
-              <w:t xml:space="preserve"> Ustawa z dnia 14 grudnia 2016 r. — Prawo oświatowe (t.j. Dz.U. z 2024 r. poz. 737, z późn. zm.) — </w:t>
+              <w:t xml:space="preserve"> Ustawa z dnia 14 grudnia 2016 r. — Prawo oświatowe (t.j. Dz.U. z 2026 r. poz. 820, z późn. zm.) — </w:t>
             </w:r>
             <w:r>
               <w:rPr>
@@ -26131,7 +26103,7 @@
                 <w:sz w:val="12"/>
                 <w:szCs w:val="12"/>
               </w:rPr>
-              <w:t xml:space="preserve"> (t.j. Dz.U. z 2020 r. poz. 1551, z późn. zm.) — </w:t>
+              <w:t xml:space="preserve"> (t.j. Dz.U. z 2024 r. poz. 15, z późn. zm.) — </w:t>
             </w:r>
             <w:r>
               <w:rPr>
@@ -31773,7 +31745,7 @@
                 <w:sz w:val="12"/>
                 <w:szCs w:val="12"/>
               </w:rPr>
-              <w:t xml:space="preserve"> (t.j. Dz.U. z 2020 r. poz. 1551, z późn. zm.) — dyrektor przedstawia na zebraniu rady pedagogicznej </w:t>
+              <w:t xml:space="preserve"> (t.j. Dz.U. z 2024 r. poz. 15, z późn. zm.) — dyrektor przedstawia na zebraniu rady pedagogicznej </w:t>
             </w:r>
             <w:r>
               <w:rPr>
@@ -31829,7 +31801,7 @@
                 <w:sz w:val="12"/>
                 <w:szCs w:val="12"/>
               </w:rPr>
-              <w:t xml:space="preserve">. Ustawa — Prawo oświatowe (t.j. Dz.U. z 2024 r. poz. 737, z późn. zm.): </w:t>
+              <w:t xml:space="preserve">. Ustawa — Prawo oświatowe (t.j. Dz.U. z 2026 r. poz. 820, z późn. zm.): </w:t>
             </w:r>
             <w:r>
               <w:rPr>
